--- a/tillsyn/A 43752-2026 tillsynsbegäran.docx
+++ b/tillsyn/A 43752-2026 tillsynsbegäran.docx
@@ -1246,7 +1246,7 @@
     <w:r>
       <w:tab/>
       <w:tab/>
-      <w:t>2026-10-22</w:t>
+      <w:t>2026-10-23</w:t>
       <w:br/>
       <w:br/>
     </w:r>

--- a/tillsyn/A 43752-2026 tillsynsbegäran.docx
+++ b/tillsyn/A 43752-2026 tillsynsbegäran.docx
@@ -1246,7 +1246,7 @@
     <w:r>
       <w:tab/>
       <w:tab/>
-      <w:t>2026-10-23</w:t>
+      <w:t>2026-10-24</w:t>
       <w:br/>
       <w:br/>
     </w:r>

--- a/tillsyn/A 43752-2026 tillsynsbegäran.docx
+++ b/tillsyn/A 43752-2026 tillsynsbegäran.docx
@@ -1246,7 +1246,7 @@
     <w:r>
       <w:tab/>
       <w:tab/>
-      <w:t>2026-10-24</w:t>
+      <w:t>2026-10-25</w:t>
       <w:br/>
       <w:br/>
     </w:r>

--- a/tillsyn/A 43752-2026 tillsynsbegäran.docx
+++ b/tillsyn/A 43752-2026 tillsynsbegäran.docx
@@ -1246,7 +1246,7 @@
     <w:r>
       <w:tab/>
       <w:tab/>
-      <w:t>2026-10-25</w:t>
+      <w:t>2026-10-26</w:t>
       <w:br/>
       <w:br/>
     </w:r>

--- a/tillsyn/A 43752-2026 tillsynsbegäran.docx
+++ b/tillsyn/A 43752-2026 tillsynsbegäran.docx
@@ -1246,7 +1246,7 @@
     <w:r>
       <w:tab/>
       <w:tab/>
-      <w:t>2026-10-26</w:t>
+      <w:t>2026-10-27</w:t>
       <w:br/>
       <w:br/>
     </w:r>

--- a/tillsyn/A 43752-2026 tillsynsbegäran.docx
+++ b/tillsyn/A 43752-2026 tillsynsbegäran.docx
@@ -1246,7 +1246,7 @@
     <w:r>
       <w:tab/>
       <w:tab/>
-      <w:t>2026-10-27</w:t>
+      <w:t>2026-10-28</w:t>
       <w:br/>
       <w:br/>
     </w:r>

--- a/tillsyn/A 43752-2026 tillsynsbegäran.docx
+++ b/tillsyn/A 43752-2026 tillsynsbegäran.docx
@@ -1246,7 +1246,7 @@
     <w:r>
       <w:tab/>
       <w:tab/>
-      <w:t>2026-10-28</w:t>
+      <w:t>2026-10-29</w:t>
       <w:br/>
       <w:br/>
     </w:r>

--- a/tillsyn/A 43752-2026 tillsynsbegäran.docx
+++ b/tillsyn/A 43752-2026 tillsynsbegäran.docx
@@ -22,7 +22,7 @@
       <w:r>
         <w:drawing>
           <wp:inline xmlns:a="http://schemas.openxmlformats.org/drawingml/2006/main" xmlns:pic="http://schemas.openxmlformats.org/drawingml/2006/picture">
-            <wp:extent cx="5486400" cy="4748788"/>
+            <wp:extent cx="5486400" cy="4577243"/>
             <wp:docPr id="1" name="Picture 1"/>
             <wp:cNvGraphicFramePr>
               <a:graphicFrameLocks noChangeAspect="1"/>
@@ -43,7 +43,7 @@
                   <pic:spPr>
                     <a:xfrm>
                       <a:off x="0" y="0"/>
-                      <a:ext cx="5486400" cy="4748788"/>
+                      <a:ext cx="5486400" cy="4577243"/>
                     </a:xfrm>
                     <a:prstGeom prst="rect"/>
                   </pic:spPr>
@@ -60,12 +60,12 @@
         <w:spacing w:after="240"/>
       </w:pPr>
       <w:r>
-        <w:t>Figur 1. Fyndplatser för naturvårdsarter i och inom 14 meter från avverkningsanmälan. Markörer utan svart kant är placerade på fyndplatsen. Markörer med svart kant är placerade vid sidan av fyndplatsen och har ett svart streck som visar fyndplatsens exakta position. Kartans mittpunktskoordinat är N 6990934, E 626888 i SWEREF 99 TM.</w:t>
+        <w:t>Figur 1. Fyndplatser för naturvårdsarter i och inom 19 meter från avverkningsanmälan. Markörer utan svart kant är placerade på fyndplatsen. Markörer med svart kant är placerade vid sidan av fyndplatsen och har ett svart streck som visar fyndplatsens exakta position. Kartans mittpunktskoordinat är N 6990934, E 626888 i SWEREF 99 TM.</w:t>
       </w:r>
     </w:p>
     <w:p>
       <w:r>
-        <w:t>I och inom 14 meter från avverkningsanmälan finns fynd av 7 naturvårdsarter, varav 5 är rödlistade, 1 är fridlyst, 7 är typiska (T) och 2 är signalarter (S): garnlav (VU, T), knärot (VU, T, §8), dvärgbägarlav (NT, T), lunglav (NT, T), ullticka (NT, T), korallblylav (S, T) och stuplav (S, T). Se Figur 1.</w:t>
+        <w:t>I och inom 19 meter från avverkningsanmälan finns fynd av 14 naturvårdsarter, varav 7 är rödlistade, 5 är fridlysta, 14 är typiska (T) och 4 är signalarter (S): garnlav (VU, T), knärot (VU, T, §8), dvärgbägarlav (NT, T), lunglav (NT, T), tretåig hackspett (NT, T, §4), ullticka (NT, T), vedskivlav (NT, T), korallblylav (S, T), norrlandslav (S, T), nästlav (S, T), stuplav (S, T), gråspett (T, §4), spillkråka (T, §4) och tjäder (T, §4). Se Figur 1.</w:t>
       </w:r>
     </w:p>
     <w:p>
@@ -182,7 +182,7 @@
     </w:p>
     <w:p>
       <w:r>
-        <w:t>I det avverkningsanmälda området finns 1 fyndplatser för knärot registrerade på Artportalen. Figur 2 visar gränserna för buffertzoner på 50 m, som behöver lämnas kring fyndplatserna för att knärotslokalerna inte ska försvinna vid en avverkning. Av det avverkningsanmälda området överlappar 0.54 ha med buffertzonerna och får av detta skäl inte avverkas.</w:t>
+        <w:t>I det avverkningsanmälda området finns 5 fyndplatser för knärot registrerade på Artportalen. Figur 2 visar gränserna för buffertzoner på 50 m, som behöver lämnas kring fyndplatserna för att knärotslokalerna inte ska försvinna vid en avverkning. Av det avverkningsanmälda området överlappar 1.05 ha med buffertzonerna och får av detta skäl inte avverkas.</w:t>
       </w:r>
     </w:p>
     <w:p>
@@ -314,6 +314,35 @@
         <w:rPr>
           <w:b/>
         </w:rPr>
+        <w:t>Tretåig hackspett (NT, §4)</w:t>
+      </w:r>
+      <w:r>
+        <w:t xml:space="preserve"> är rödlistad som nära hotad och ingår i bilaga 1 i EU:s fågeldirektiv. Tretåig hackspett är för sin överlevnad beroende av kontinuerlig tillförsel av äldre döende och död ved, som sker genom naturliga självgallringsprocesser i äldre grannaturskogar och barrblandade naturskogar. Om en skog genom skogsbruk gallras eller glesas ur så upphör och uteblir i stort sett den naturliga självgallringsprocessen för mycket lång tid framöver vilket omöjliggör upprätthållandet av den kontinuerliga ekologiska funktionen i ett område. Det finns studier som visar att naturskogens självgallringsprocess som den tretåiga hackspetten är beroende av, inte kan ersättas med efterlämnad hänsyn i skogsbruket (Imbeau &amp; Desrochers, 2002). Storleken på häckningsreviret varierar med skogstypen, förekomsten av död ved och graden av fragmentering, men är i allmänhet i storleksordningen 25–100 hektar. Vintertid krävs ofta betydligt större områden och det finns studier som antyder att arten behöver minst 100 hektar äldre skog. I områden med låg bonitet kan det behövas över 200 hektar lämpligt habitat för att ett par ska kunna reproducera sig. Områden med dokumenterad permanent förekomst i naturskogsmiljöer har vanligen så stora naturvärden att skogsbruk är olämpligt. Tretåig hackspett är typisk art för </w:t>
+      </w:r>
+      <w:r>
+        <w:rPr>
+          <w:i/>
+        </w:rPr>
+        <w:t xml:space="preserve">9010 Taiga, 9740 Skogsbevuxen myr, 9030 Landhöjningsskog </w:t>
+      </w:r>
+      <w:r>
+        <w:t xml:space="preserve">och </w:t>
+      </w:r>
+      <w:r>
+        <w:rPr>
+          <w:i/>
+        </w:rPr>
+        <w:t>9040 Fjällbjörkskog</w:t>
+      </w:r>
+      <w:r>
+        <w:t xml:space="preserve"> (Skogsstyrelsen, 2016; SLU Artdatabanken, 2024).</w:t>
+      </w:r>
+    </w:p>
+    <w:p>
+      <w:r>
+        <w:rPr>
+          <w:b/>
+        </w:rPr>
         <w:t>Ullticka (NT)</w:t>
       </w:r>
       <w:r>
@@ -370,6 +399,26 @@
         <w:rPr>
           <w:b/>
         </w:rPr>
+        <w:t>Vedskivlav (NT)</w:t>
+      </w:r>
+      <w:r>
+        <w:t xml:space="preserve"> växer på gammal, torr, exponerad, hård kärnved av framförallt tall i naturskogsartade bestånd. Avverkning av tallskog av naturskogskaraktär med spår av återkommande bränder är ett hot. Mängden lämplig ved att växa på för vedskivlav minskar, dels på grund av naturlig nedbrytning men framförallt på grund av att de förstörs i samband med slutavverkningar, gallringar och markberedning. Tall- och blandbarrskogar av naturskogskaraktär med spår av återkommande bränder bör skyddas. Vedskivlav är typisk art för </w:t>
+      </w:r>
+      <w:r>
+        <w:rPr>
+          <w:i/>
+        </w:rPr>
+        <w:t>9010 Taiga</w:t>
+      </w:r>
+      <w:r>
+        <w:t xml:space="preserve"> (SLU Artdatabanken, 2024).</w:t>
+      </w:r>
+    </w:p>
+    <w:p>
+      <w:r>
+        <w:rPr>
+          <w:b/>
+        </w:rPr>
         <w:t>Korallblylav</w:t>
       </w:r>
       <w:r>
@@ -399,6 +448,55 @@
         <w:rPr>
           <w:b/>
         </w:rPr>
+        <w:t xml:space="preserve">Norrlandslav </w:t>
+      </w:r>
+      <w:r>
+        <w:t xml:space="preserve">indikerar söder om den naturliga norrlandsgränsen barrskogsbeklädda bergbranter eller andra ostörda skogsmiljöer med höga naturvärden. Norrlandslav är typisk art för </w:t>
+      </w:r>
+      <w:r>
+        <w:rPr>
+          <w:i/>
+        </w:rPr>
+        <w:t xml:space="preserve">9010 Taiga, 8110 Silikatrasmarker </w:t>
+      </w:r>
+      <w:r>
+        <w:t>och</w:t>
+      </w:r>
+      <w:r>
+        <w:rPr>
+          <w:i/>
+        </w:rPr>
+        <w:t xml:space="preserve"> 8120 Kalkrasmarker </w:t>
+      </w:r>
+      <w:r>
+        <w:t>(Nitare &amp; Skogsstyrelsen, 2000; SLU Artdatabanken, 2025).</w:t>
+      </w:r>
+    </w:p>
+    <w:p>
+      <w:r>
+        <w:rPr>
+          <w:b/>
+        </w:rPr>
+        <w:t>Nästlav</w:t>
+      </w:r>
+      <w:r>
+        <w:t xml:space="preserve"> indikerar söder om den naturliga norrlandsgränsen äldre barrskogsområden med höga naturvärden där andra ovanliga nordliga barrskogsarter kan påträffas. Nästlav är typisk art för </w:t>
+      </w:r>
+      <w:r>
+        <w:rPr>
+          <w:i/>
+        </w:rPr>
+        <w:t xml:space="preserve">9010 Taiga </w:t>
+      </w:r>
+      <w:r>
+        <w:t>(Nitare &amp; Skogsstyrelsen, 2019; SLU Artdatabanken, 2025).</w:t>
+      </w:r>
+    </w:p>
+    <w:p>
+      <w:r>
+        <w:rPr>
+          <w:b/>
+        </w:rPr>
         <w:t>Stuplav</w:t>
       </w:r>
       <w:r>
@@ -448,6 +546,84 @@
       </w:r>
       <w:r>
         <w:t xml:space="preserve"> (SLU Artdatabanken, 2026; Nitare &amp; Skogsstyrelsen, 2019).</w:t>
+      </w:r>
+    </w:p>
+    <w:p>
+      <w:r>
+        <w:rPr>
+          <w:b/>
+        </w:rPr>
+        <w:t>Gråspett (§4)</w:t>
+      </w:r>
+      <w:r>
+        <w:t xml:space="preserve"> är fridlyst enligt 4§ artskyddsförordningen och upptagen i bilaga 1 fågeldirektivet. Gråspetten är en bra indikator för lövrika områden på landskapsnivå och försvinner när gles, flerskiktad, lövrik skog med hög andel döda och döende träd ersätts av täta, barrdominerade likåldriga bestånd. Arten missgynnas av skogliga åtgärder som minskar mängden död ved, som t.ex. bortrensning av vindfällen, avverkning i sumpskogsmiljöer och på brandfält. Häckningsreviret är stort, cirka 50–100 hektar. Under vintern är gråspetten mer beroende av äldre skog och döda träd och kan då röra sig över betydligt större områden, uppemot 2000–5000 hektar. Gråspett är typisk art för </w:t>
+      </w:r>
+      <w:r>
+        <w:rPr>
+          <w:i/>
+        </w:rPr>
+        <w:t xml:space="preserve">9010 Taiga </w:t>
+      </w:r>
+      <w:r>
+        <w:t>(Skogsstyrelsen, 2016; SLU Artdatabanken, 2025).</w:t>
+      </w:r>
+    </w:p>
+    <w:p>
+      <w:r>
+        <w:rPr>
+          <w:b/>
+        </w:rPr>
+        <w:t>Spillkråka (§4)</w:t>
+      </w:r>
+      <w:r>
+        <w:t xml:space="preserve"> omfattas av bilaga 1 i EU:s fågeldirektiv och är typisk art för </w:t>
+      </w:r>
+      <w:r>
+        <w:rPr>
+          <w:i/>
+        </w:rPr>
+        <w:t xml:space="preserve">9010 Taiga </w:t>
+      </w:r>
+      <w:r>
+        <w:t>och</w:t>
+      </w:r>
+      <w:r>
+        <w:rPr>
+          <w:i/>
+        </w:rPr>
+        <w:t xml:space="preserve"> 9740 Skogsbevuxen myr</w:t>
+      </w:r>
+      <w:r>
+        <w:t>. Den behöver grova träd, främst tall, asp och bok som boträd. Skogsbruk med korta omloppstider och täta, homogena ungskogar utgör det största hotet. Spillkråka är en nyckelart i skogliga miljöer vars övergivna bohål utnyttjas av flera andra hålhäckande fågelarter och fladdermöss, däribland pärluggla (EN, §4), knipa (§4), salskrake (§4) och skogsduva (§4). Hökuggla (VU, §4) och slaguggla (§4) häckar ofta i högstubbar som brutits av i höjd med ett gammalt spillkråkebo (SLU Artdatabanken, 2026; Skogsstyrelsen, 2016).</w:t>
+      </w:r>
+    </w:p>
+    <w:p>
+      <w:r>
+        <w:rPr>
+          <w:b/>
+        </w:rPr>
+        <w:t>Tjäder (§4)</w:t>
+      </w:r>
+      <w:r>
+        <w:t xml:space="preserve"> omfattas av bilaga 1 och 2 EU:s fågeldirektiv och är typisk art för </w:t>
+      </w:r>
+      <w:r>
+        <w:rPr>
+          <w:i/>
+        </w:rPr>
+        <w:t xml:space="preserve">9010 Taiga </w:t>
+      </w:r>
+      <w:r>
+        <w:t xml:space="preserve">och </w:t>
+      </w:r>
+      <w:r>
+        <w:rPr>
+          <w:i/>
+        </w:rPr>
+        <w:t>9740 Skogsbevuxen myr</w:t>
+      </w:r>
+      <w:r>
+        <w:t>. Tjädern är en utpräglad skogsfågel knuten till större sammanhängande barrskogsområden. Tupparna och hönorna utnyttjar till viss del olika miljöer, och habitatvalet varierar dessutom mellan olika delar av året. För att det ska finnas livskraftiga tjäderbestånd krävs funktionella skogslandskap med en blandning av uppvuxen, gles och luckig skog, täta sumpskogar, myrar och andra små våtmarker. Arten försvinner när skogen fragmenteras och den sammanlagda arealen hyggen och andra öppna områden blir för stor. Ett småskaligt och försiktigt virkesuttag genom hyggesfria metoder kan i vissa fall vara möjligt i området inom 200 m från lekcentrum. Längre ut från lekcentrum, inom 200–500 m bör den avverkade ytan inte överskrida 1 hektar för att undvika alltför stora och snabba förändringar (Skogsstyrelsen, 2019; SLU Artdatabanken, 2024).</w:t>
       </w:r>
     </w:p>
     <w:p>
@@ -455,17 +631,39 @@
         <w:pStyle w:val="Heading1"/>
       </w:pPr>
       <w:r>
-        <w:t>Typiska arter och EU:s art- och habitatdirektiv</w:t>
+        <w:t>EU:s fågeldirektiv</w:t>
       </w:r>
     </w:p>
     <w:p>
       <w:r>
-        <w:t>Typiska arter används för att lokalisera områden med gynnsam bevarandestatus för de naturtyper som är listade i EU:s art- och habitatdirektiv. Ett exempel är Västlig taiga (EU-kod 9010) som saknar gynnsam bevarandestatus och minskar starkt som naturtyp i Sverige. Naturvårdsverket skriver i sin vägledning för Västlig taiga att dylika miljöer förutsätter normalt att skogarna skyddas långsiktigt, eftersom skogsbruk inte är förenligt med bevarande av naturtypen i gynnsamt tillstånd (Naturvårdsverket, 2011).</w:t>
+        <w:t xml:space="preserve">Europeiska unionens medlemsländer är skyldiga att agera i enlighet med EU:s fågeldirektiv där det uttryckligen står att direktivet gäller för fåglar samt för deras ägg, bon och </w:t>
+      </w:r>
+      <w:r>
+        <w:rPr>
+          <w:b/>
+        </w:rPr>
+        <w:t xml:space="preserve">livsmiljöer </w:t>
+      </w:r>
+      <w:r>
+        <w:t>(artikel 1). Vidare att de åtgärder som vidtas inte får leda till en försämring av den nuvarande situationen beträffande bevarandet av de fågelarter som avses i artikel 1 (artikel 13). Fågeldirektivet är styrande för tillsynsansvariga myndigheters ärendehantering, ställningstaganden och beslutsfattande.</w:t>
       </w:r>
     </w:p>
     <w:p>
-      <w:r>
-        <w:t>Följande typiska arter har sina livsmiljöer och växtplatser i den avverkningsanmälda skogen: garnlav (VU, T), knärot (VU, T, §8), dvärgbägarlav (NT, T), lunglav (NT, T), ullticka (NT, T), korallblylav (S, T) och stuplav (S, T).</w:t>
+      <w:pPr>
+        <w:pStyle w:val="Heading1"/>
+      </w:pPr>
+      <w:r>
+        <w:t>Typiska arter och EU:s art- och habitatdirektiv</w:t>
+      </w:r>
+    </w:p>
+    <w:p>
+      <w:r>
+        <w:t>Typiska arter används för att lokalisera områden med gynnsam bevarandestatus för de naturtyper som är listade i EU:s art- och habitatdirektiv. Ett exempel är Västlig taiga (EU-kod 9010) som saknar gynnsam bevarandestatus och minskar starkt som naturtyp i Sverige. Naturvårdsverket skriver i sin vägledning för Västlig taiga att dylika miljöer förutsätter normalt att skogarna skyddas långsiktigt, eftersom skogsbruk inte är förenligt med bevarande av naturtypen i gynnsamt tillstånd (Naturvårdsverket, 2011).</w:t>
+      </w:r>
+    </w:p>
+    <w:p>
+      <w:r>
+        <w:t>Följande typiska arter har sina livsmiljöer och växtplatser i den avverkningsanmälda skogen: garnlav (VU, T), knärot (VU, T, §8), dvärgbägarlav (NT, T), lunglav (NT, T), tretåig hackspett (NT, T, §4), ullticka (NT, T), vedskivlav (NT, T), korallblylav (S, T), norrlandslav (S, T), nästlav (S, T), stuplav (S, T), gråspett (T, §4), spillkråka (T, §4) och tjäder (T, §4).</w:t>
       </w:r>
     </w:p>
     <w:p>
@@ -868,6 +1066,348 @@
       </w:r>
       <w:r>
         <w:t>SLU Artdatabanken, Uppsala.</w:t>
+      </w:r>
+    </w:p>
+    <w:p>
+      <w:pPr>
+        <w:pStyle w:val="Heading1"/>
+      </w:pPr>
+      <w:r>
+        <w:t>Tretåig hackspett – ekologi samt krav på livsmiljön</w:t>
+      </w:r>
+    </w:p>
+    <w:p>
+      <w:r>
+        <w:t xml:space="preserve">Tretåig hackspett (NT) är fridlyst enligt §4 Artskyddsförordningen och finns med som prioriterad art i Skogsstyrelsen vägledning för skogsbruket (bilaga 4 till SVL). I vägledningen står bland annat att: </w:t>
+      </w:r>
+      <w:r>
+        <w:rPr>
+          <w:i/>
+        </w:rPr>
+        <w:t xml:space="preserve">“Tretåig hackspett har stora arealkrav och höga krav på sin livsmiljö. Omdaningen av naturskogar till kulturskogar medför en förlust av viktiga miljöer, något som förstärks av ökad fragmentering till följd av avverkningar.” </w:t>
+      </w:r>
+      <w:r>
+        <w:t xml:space="preserve">Vidare att: </w:t>
+      </w:r>
+      <w:r>
+        <w:rPr>
+          <w:i/>
+        </w:rPr>
+        <w:t>“Områden med dokumenterad permanent förekomst i naturskogsmiljöer har vanligen så stora naturvärden att skogsbruk är olämpligt”</w:t>
+      </w:r>
+      <w:r>
+        <w:t xml:space="preserve"> (SLU Artdatabanken, 2024; Skogsstyrelsen, 2016)</w:t>
+      </w:r>
+      <w:r>
+        <w:rPr>
+          <w:i/>
+        </w:rPr>
+        <w:t>.</w:t>
+      </w:r>
+    </w:p>
+    <w:p>
+      <w:r>
+        <w:t>Tretåig hackspett är beroende av större sammanhängande naturskogar med kontinuerlig tillgång och nybildning av död ved och fragmentering av livsmiljöerna utgör ett stort hot mot arten (se exempelvis Stachura-Skierczynska et al., 2009; Wesolowski et al., 2005; Butler et al., 2004; Pakkala et al., 2002; Amcoff et al., 1996; Virkkala, 1991). Det finns studier som visar att naturskogens självgallringsprocess som den tretåiga hackspetten är beroende av, inte kan ersättas med efterlämnad hänsyn i skogsbruket (Imbeau &amp; Desrochers, 2002).</w:t>
+      </w:r>
+    </w:p>
+    <w:p>
+      <w:r>
+        <w:t>Permanenta revir av tretåig hackspett karaktäriseras ofta av artens typiska ringformigt ordnade hackmärken på framför allt gamla granar. För att säkerställa att inte revir av tretåig hackspett drabbas av avverkningsplanerna bör en inventering göras i området både under häckningstid och under vintern, då arten utnyttjar betydligt större områden än under sommarens häckningsrevir. Storleken på häckningsreviret varierar med skogstypen, förekomsten av död ved och graden av fragmentering, men är i allmänhet i storleksordningen 25–100 hektar (SLU Artdatabanken, 2024; Skogsstyrelsen, 2016).</w:t>
+      </w:r>
+    </w:p>
+    <w:p>
+      <w:r>
+        <w:t xml:space="preserve">Förutom fridlysning enligt §4 Artskyddsförordningen är tretåig hackspett även förtecknad i EU:s fågeldirektiv bilaga 1. Den är typisk art för </w:t>
+      </w:r>
+      <w:r>
+        <w:rPr>
+          <w:i/>
+        </w:rPr>
+        <w:t xml:space="preserve">9010 Taiga, 9740 Skogsbevuxen myr, 9030 Landhöjningsskog </w:t>
+      </w:r>
+      <w:r>
+        <w:t xml:space="preserve">och </w:t>
+      </w:r>
+      <w:r>
+        <w:rPr>
+          <w:i/>
+        </w:rPr>
+        <w:t>9040 Fjällbjörkskog</w:t>
+      </w:r>
+      <w:r>
+        <w:t xml:space="preserve"> samt ingår i Natura 2000 och är förtecknad i Bernkonventionen bilaga II (strikt skyddade djurarter) (SLU Artdatabanken, 2024; Skogsstyrelsen, 2016).</w:t>
+      </w:r>
+    </w:p>
+    <w:p>
+      <w:pPr>
+        <w:pStyle w:val="Heading2"/>
+      </w:pPr>
+      <w:r>
+        <w:t>Referenser – tretåig hackspett</w:t>
+      </w:r>
+    </w:p>
+    <w:p>
+      <w:r>
+        <w:t xml:space="preserve">Amcoff, M. &amp; Eriksson, P. 1996. </w:t>
+      </w:r>
+      <w:r>
+        <w:rPr>
+          <w:i/>
+        </w:rPr>
+        <w:t xml:space="preserve">Förekomst av tretåig hackspett Picoides tridactylus på bestånds- och landskapsnivå. </w:t>
+      </w:r>
+      <w:r>
+        <w:t>Ornis Svecica 6: 107–119.</w:t>
+      </w:r>
+    </w:p>
+    <w:p>
+      <w:r>
+        <w:t xml:space="preserve">Butler, R., Angelstam, P., Ekelund, P. &amp; Schlaeffer, R. 2004. </w:t>
+      </w:r>
+      <w:r>
+        <w:rPr>
+          <w:i/>
+        </w:rPr>
+        <w:t xml:space="preserve">Dead wood threshold values for the three-toed woodpecker presence in boreal and sub-Alpine forest. </w:t>
+      </w:r>
+      <w:r>
+        <w:t>Biological conservation 119(3): 305–318.</w:t>
+      </w:r>
+    </w:p>
+    <w:p>
+      <w:r>
+        <w:t xml:space="preserve">Imbeau, L. &amp; Desrochers, A. 2002. </w:t>
+      </w:r>
+      <w:r>
+        <w:rPr>
+          <w:i/>
+        </w:rPr>
+        <w:t xml:space="preserve">Foraging Ecology and Use of Drumming Trees by Three-Toed Woodpeckers. </w:t>
+      </w:r>
+      <w:r>
+        <w:t>The Journal of Wildlife Management. Vol. 66, No. 1 (Jan., 2002), pp. 222–231.</w:t>
+      </w:r>
+    </w:p>
+    <w:p>
+      <w:r>
+        <w:t xml:space="preserve">Pakkala, T., Hanski, I. &amp; Tomppo, E. 2002. </w:t>
+      </w:r>
+      <w:r>
+        <w:rPr>
+          <w:i/>
+        </w:rPr>
+        <w:t xml:space="preserve">Spatial ecology of the three-toed woodpecker in managed forest landscapes. </w:t>
+      </w:r>
+      <w:r>
+        <w:t>Silva Fennica 36(1): 279–288.</w:t>
+      </w:r>
+    </w:p>
+    <w:p>
+      <w:r>
+        <w:t xml:space="preserve">Skogsstyrelsen, 2016. </w:t>
+      </w:r>
+      <w:r>
+        <w:rPr>
+          <w:i/>
+        </w:rPr>
+        <w:t>Vägledning för hänsyn till fåglar – Tretåig hackspett.</w:t>
+      </w:r>
+    </w:p>
+    <w:p>
+      <w:r>
+        <w:t xml:space="preserve">SLU Artdatabanken, 2024. </w:t>
+      </w:r>
+      <w:r>
+        <w:rPr>
+          <w:i/>
+        </w:rPr>
+        <w:t xml:space="preserve">Artfaktablad. Naturvård – artfakta. </w:t>
+      </w:r>
+      <w:r>
+        <w:t>SLU Artdatabanken, Uppsala.</w:t>
+      </w:r>
+    </w:p>
+    <w:p>
+      <w:r>
+        <w:t xml:space="preserve">Stachura-Skierczynska, K., Tumiel, T. &amp; Skierczynski, M. 2009. </w:t>
+      </w:r>
+      <w:r>
+        <w:rPr>
+          <w:i/>
+        </w:rPr>
+        <w:t xml:space="preserve">Habitat prediction model for three-toed woodpecker and its implications for the conservation of biologically valuable forests. </w:t>
+      </w:r>
+      <w:r>
+        <w:t>Forest Ecology and Management 258(5): 697–703.</w:t>
+      </w:r>
+    </w:p>
+    <w:p>
+      <w:r>
+        <w:t xml:space="preserve">Virkkala, R. 1991. </w:t>
+      </w:r>
+      <w:r>
+        <w:rPr>
+          <w:i/>
+        </w:rPr>
+        <w:t xml:space="preserve">Population trends of forest birds in a Finnish Lapland landscape of large habitat blocks – Consequences of stochastic environmental variation or regional habitat alteration. </w:t>
+      </w:r>
+      <w:r>
+        <w:t>Biological conservation 56(2): 223–240.</w:t>
+      </w:r>
+    </w:p>
+    <w:p>
+      <w:r>
+        <w:t xml:space="preserve">Wesolowski, T., Czeszczewik, D. &amp; Rowinski, P. 2005. </w:t>
+      </w:r>
+      <w:r>
+        <w:rPr>
+          <w:i/>
+        </w:rPr>
+        <w:t xml:space="preserve">Effects of forest management on Three-toed Woodpecker Picoides tridactylus distribution in the Bialowieza Forest (NE Poland): conservation implications. </w:t>
+      </w:r>
+      <w:r>
+        <w:t>Acta Ornithologica 40(1): 53–60.</w:t>
+      </w:r>
+    </w:p>
+    <w:p>
+      <w:pPr>
+        <w:pStyle w:val="Heading1"/>
+      </w:pPr>
+      <w:r>
+        <w:t>Spillkråka – ekologi samt krav på livsmiljön</w:t>
+      </w:r>
+    </w:p>
+    <w:p>
+      <w:r>
+        <w:t xml:space="preserve">Spillkråka (§4) ingår i bilaga 1 EU:s fågeldirektiv och är typisk art för </w:t>
+      </w:r>
+      <w:r>
+        <w:rPr>
+          <w:i/>
+        </w:rPr>
+        <w:t xml:space="preserve">9010 Taiga </w:t>
+      </w:r>
+      <w:r>
+        <w:t>och</w:t>
+      </w:r>
+      <w:r>
+        <w:rPr>
+          <w:i/>
+        </w:rPr>
+        <w:t xml:space="preserve"> 9740 Skogsbevuxen myr</w:t>
+      </w:r>
+      <w:r>
+        <w:t>. Den lever i både barr- och blandskog liksom i ren lövskog. De tätaste populationerna tenderar att finnas i äldre, variationsrik blandskog med gott om död ved och gamla träd. Varje par utnyttjar 400–1000 hektar skog beroende på skogens kvalitet. Skogsbruk med korta omloppstider och täta, homogena ungskogar utgör det största hotet (SLU Artdatabanken, 2026).</w:t>
+      </w:r>
+    </w:p>
+    <w:p>
+      <w:r>
+        <w:t>Spillkråka är en nyckelart i skogliga miljöer vars övergivna bohål utnyttjas av flera andra hålhäckande fågelarter och fladdermöss, däribland pärluggla (EN, §4), knipa (§4), salskrake (§4) och skogsduva (§4). Hökuggla (VU, §4) och slaguggla (§4) häckar ofta i högstubbar som brutits av i höjd med ett gammalt spillkråkebo (Skogsstyrelsen, 2016).</w:t>
+      </w:r>
+    </w:p>
+    <w:p>
+      <w:pPr>
+        <w:pStyle w:val="Heading2"/>
+      </w:pPr>
+      <w:r>
+        <w:t>Referenser – spillkråka</w:t>
+      </w:r>
+    </w:p>
+    <w:p>
+      <w:r>
+        <w:t xml:space="preserve">Skogsstyrelsen, 2016. </w:t>
+      </w:r>
+      <w:r>
+        <w:rPr>
+          <w:i/>
+        </w:rPr>
+        <w:t xml:space="preserve">Vägledning för hänsyn till spillkråka. </w:t>
+      </w:r>
+      <w:r>
+        <w:t>Vägledningar och kunskapsstöd artskydd – Skogsstyrelsen.</w:t>
+      </w:r>
+    </w:p>
+    <w:p>
+      <w:r>
+        <w:t xml:space="preserve">SLU Artdatabanken, 2026. </w:t>
+      </w:r>
+      <w:r>
+        <w:rPr>
+          <w:i/>
+        </w:rPr>
+        <w:t xml:space="preserve">Artfaktablad. Naturvård – artfakta. </w:t>
+      </w:r>
+      <w:r>
+        <w:t>SLU Artdatabanken, Uppsala.</w:t>
+      </w:r>
+    </w:p>
+    <w:p>
+      <w:pPr>
+        <w:pStyle w:val="Heading1"/>
+      </w:pPr>
+      <w:r>
+        <w:t>Tjäder – ekologi samt krav på livsmiljön</w:t>
+      </w:r>
+    </w:p>
+    <w:p>
+      <w:r>
+        <w:t xml:space="preserve">Tjäder (§4) omfattas av bilaga 1 och 2 EU:s fågeldirektiv och är typisk art för </w:t>
+      </w:r>
+      <w:r>
+        <w:rPr>
+          <w:i/>
+        </w:rPr>
+        <w:t xml:space="preserve">9010 Taiga </w:t>
+      </w:r>
+      <w:r>
+        <w:t xml:space="preserve">och </w:t>
+      </w:r>
+      <w:r>
+        <w:rPr>
+          <w:i/>
+        </w:rPr>
+        <w:t>9740 Skogsbevuxen myr</w:t>
+      </w:r>
+      <w:r>
+        <w:t>. Tjädern är en utpräglad skogsfågel knuten till större sammanhängande barrskogsområden. Tupparna och hönorna utnyttjar till viss del olika miljöer, och habitatvalet varierar dessutom mellan olika delar av året. För att det ska finnas livskraftiga tjäderbestånd krävs funktionella skogslandskap med en blandning av uppvuxen, gles och luckig skog, täta sumpskogar, myrar och andra små våtmarker (Skogsstyrelsen, 2019; SLU Artdatabanken 2024).</w:t>
+      </w:r>
+    </w:p>
+    <w:p>
+      <w:r>
+        <w:t>Arten försvinner när skogen fragmenteras och den sammanlagda arealen hyggen och andra öppna områden blir för stor. Ett småskaligt och försiktigt virkesuttag genom hyggesfria metoder kan i vissa fall vara möjligt i området inom 200 m från lekcentrum. Längre ut från lekcentrum, inom 200–500 m bör den avverkade ytan inte överskrida 1 hektar för att undvika alltför stora och snabba förändringar (Skogsstyrelsen, 2019).</w:t>
+      </w:r>
+    </w:p>
+    <w:p>
+      <w:pPr>
+        <w:pStyle w:val="Heading2"/>
+      </w:pPr>
+      <w:r>
+        <w:t>Referenser – tjäder</w:t>
+      </w:r>
+    </w:p>
+    <w:p>
+      <w:r>
+        <w:t xml:space="preserve">Skogsstyrelsen, 2019. </w:t>
+      </w:r>
+      <w:r>
+        <w:rPr>
+          <w:i/>
+        </w:rPr>
+        <w:t>Vägledning för hänsyn till fåglar – tjäder.</w:t>
+      </w:r>
+    </w:p>
+    <w:p>
+      <w:r>
+        <w:t xml:space="preserve">SLU Artdatabanken, 2024. </w:t>
+      </w:r>
+      <w:r>
+        <w:rPr>
+          <w:i/>
+        </w:rPr>
+        <w:t xml:space="preserve">Artfaktablad. Naturvård – artfakta. </w:t>
+      </w:r>
+      <w:r>
+        <w:t>SLU Artdatabanken, Uppsala</w:t>
       </w:r>
     </w:p>
     <w:p>
@@ -1246,7 +1786,7 @@
     <w:r>
       <w:tab/>
       <w:tab/>
-      <w:t>2026-10-29</w:t>
+      <w:t>2026-10-31</w:t>
       <w:br/>
       <w:br/>
     </w:r>
